--- a/Нейро - ворд.docx
+++ b/Нейро - ворд.docx
@@ -349,17 +349,22 @@
           <w:bCs/>
         </w:rPr>
         <w:tab/>
-        <w:t xml:space="preserve">Серебрякова Николая </w:t>
-      </w:r>
-      <w:proofErr w:type="spellStart"/>
-      <w:r>
-        <w:rPr>
-          <w:b/>
-          <w:bCs/>
-        </w:rPr>
-        <w:t>Станославовича</w:t>
-      </w:r>
-      <w:proofErr w:type="spellEnd"/>
+        <w:t>Серебрякова Николая Стан</w:t>
+      </w:r>
+      <w:r>
+        <w:rPr>
+          <w:b/>
+          <w:bCs/>
+        </w:rPr>
+        <w:t>и</w:t>
+      </w:r>
+      <w:r>
+        <w:rPr>
+          <w:b/>
+          <w:bCs/>
+        </w:rPr>
+        <w:t>славовича</w:t>
+      </w:r>
     </w:p>
     <w:p>
       <w:pPr>
@@ -863,6 +868,7 @@
         <w:widowControl/>
         <w:autoSpaceDE/>
         <w:spacing w:after="160" w:line="259" w:lineRule="auto"/>
+        <w:ind w:right="-143"/>
         <w:rPr>
           <w:sz w:val="28"/>
           <w:szCs w:val="28"/>
@@ -891,6 +897,7 @@
         <w:widowControl/>
         <w:autoSpaceDE/>
         <w:spacing w:after="160" w:line="259" w:lineRule="auto"/>
+        <w:ind w:right="-143"/>
         <w:rPr>
           <w:sz w:val="28"/>
           <w:szCs w:val="28"/>
@@ -911,80 +918,76 @@
           <w:szCs w:val="28"/>
           <w:lang w:val="ru-RU"/>
         </w:rPr>
-        <w:t xml:space="preserve"> …………………………………………… Стр. 4</w:t>
-      </w:r>
-    </w:p>
-    <w:p>
-      <w:pPr>
-        <w:widowControl/>
-        <w:autoSpaceDE/>
-        <w:spacing w:after="160" w:line="259" w:lineRule="auto"/>
+        <w:t xml:space="preserve"> ……………………………………………</w:t>
+      </w:r>
+      <w:r>
         <w:rPr>
           <w:sz w:val="28"/>
           <w:szCs w:val="28"/>
           <w:lang w:val="ru-RU"/>
         </w:rPr>
-      </w:pPr>
+        <w:t>.</w:t>
+      </w:r>
       <w:r>
         <w:rPr>
           <w:sz w:val="28"/>
           <w:szCs w:val="28"/>
           <w:lang w:val="ru-RU"/>
         </w:rPr>
-        <w:t xml:space="preserve">    1.2 - С точки зрения математик</w:t>
-      </w:r>
-      <w:r>
+        <w:t xml:space="preserve"> Стр. 4</w:t>
+      </w:r>
+    </w:p>
+    <w:p>
+      <w:pPr>
+        <w:widowControl/>
+        <w:autoSpaceDE/>
+        <w:spacing w:after="160" w:line="259" w:lineRule="auto"/>
+        <w:ind w:right="-143"/>
         <w:rPr>
           <w:sz w:val="28"/>
           <w:szCs w:val="28"/>
           <w:lang w:val="ru-RU"/>
         </w:rPr>
-        <w:t>и ……………………………………… Стр. 6</w:t>
-      </w:r>
-    </w:p>
-    <w:p>
-      <w:pPr>
-        <w:widowControl/>
-        <w:autoSpaceDE/>
-        <w:spacing w:after="160" w:line="259" w:lineRule="auto"/>
+      </w:pPr>
+      <w:r>
         <w:rPr>
           <w:sz w:val="28"/>
           <w:szCs w:val="28"/>
           <w:lang w:val="ru-RU"/>
         </w:rPr>
-      </w:pPr>
+        <w:t xml:space="preserve">    1.2 - С точки зрения математик</w:t>
+      </w:r>
       <w:r>
         <w:rPr>
           <w:sz w:val="28"/>
           <w:szCs w:val="28"/>
           <w:lang w:val="ru-RU"/>
         </w:rPr>
-        <w:t xml:space="preserve">2 - Виды нейросетей и </w:t>
-      </w:r>
-      <w:proofErr w:type="spellStart"/>
+        <w:t>и ………………………………………</w:t>
+      </w:r>
       <w:r>
         <w:rPr>
           <w:sz w:val="28"/>
           <w:szCs w:val="28"/>
           <w:lang w:val="ru-RU"/>
         </w:rPr>
-        <w:t>тд</w:t>
-      </w:r>
-      <w:proofErr w:type="spellEnd"/>
+        <w:t>.</w:t>
+      </w:r>
       <w:r>
         <w:rPr>
           <w:sz w:val="28"/>
           <w:szCs w:val="28"/>
           <w:lang w:val="ru-RU"/>
         </w:rPr>
-        <w:t xml:space="preserve"> ………………………………………………… Стр. 11</w:t>
-      </w:r>
-    </w:p>
-    <w:p>
-      <w:pPr>
-        <w:widowControl/>
-        <w:autoSpaceDE/>
-        <w:spacing w:after="160" w:line="259" w:lineRule="auto"/>
+        <w:t xml:space="preserve"> Стр. 6</w:t>
+      </w:r>
+    </w:p>
+    <w:p>
+      <w:pPr>
+        <w:widowControl/>
+        <w:autoSpaceDE/>
+        <w:spacing w:after="160" w:line="259" w:lineRule="auto"/>
+        <w:ind w:right="-143"/>
         <w:rPr>
           <w:sz w:val="28"/>
           <w:szCs w:val="28"/>
@@ -997,35 +1000,33 @@
           <w:szCs w:val="28"/>
           <w:lang w:val="ru-RU"/>
         </w:rPr>
-        <w:t>3 - Почему сейчас нейросети так популярны</w:t>
-      </w:r>
+        <w:t xml:space="preserve">2 - Виды нейросетей и </w:t>
+      </w:r>
+      <w:proofErr w:type="spellStart"/>
       <w:r>
         <w:rPr>
           <w:sz w:val="28"/>
           <w:szCs w:val="28"/>
           <w:lang w:val="ru-RU"/>
         </w:rPr>
-        <w:t xml:space="preserve"> ………...………………… Стр. 14</w:t>
-      </w:r>
-    </w:p>
-    <w:p>
-      <w:pPr>
-        <w:widowControl/>
-        <w:autoSpaceDE/>
-        <w:spacing w:after="160" w:line="259" w:lineRule="auto"/>
+        <w:t>тд</w:t>
+      </w:r>
+      <w:proofErr w:type="spellEnd"/>
+      <w:r>
         <w:rPr>
           <w:sz w:val="28"/>
           <w:szCs w:val="28"/>
           <w:lang w:val="ru-RU"/>
         </w:rPr>
-      </w:pPr>
+        <w:t xml:space="preserve"> ……………………………………………</w:t>
+      </w:r>
       <w:r>
         <w:rPr>
           <w:sz w:val="28"/>
           <w:szCs w:val="28"/>
           <w:lang w:val="ru-RU"/>
         </w:rPr>
-        <w:t>4 - В каких сферах используются нейросети</w:t>
+        <w:t>.</w:t>
       </w:r>
       <w:r>
         <w:rPr>
@@ -1033,14 +1034,15 @@
           <w:szCs w:val="28"/>
           <w:lang w:val="ru-RU"/>
         </w:rPr>
-        <w:t xml:space="preserve"> …………………………… Стр. 15</w:t>
-      </w:r>
-    </w:p>
-    <w:p>
-      <w:pPr>
-        <w:widowControl/>
-        <w:autoSpaceDE/>
-        <w:spacing w:after="160" w:line="259" w:lineRule="auto"/>
+        <w:t>…… Стр. 11</w:t>
+      </w:r>
+    </w:p>
+    <w:p>
+      <w:pPr>
+        <w:widowControl/>
+        <w:autoSpaceDE/>
+        <w:spacing w:after="160" w:line="259" w:lineRule="auto"/>
+        <w:ind w:right="-143"/>
         <w:rPr>
           <w:sz w:val="28"/>
           <w:szCs w:val="28"/>
@@ -1053,7 +1055,7 @@
           <w:szCs w:val="28"/>
           <w:lang w:val="ru-RU"/>
         </w:rPr>
-        <w:t>5 - Конкретные примеры нейросетей</w:t>
+        <w:t>3 - Почему сейчас нейросети так популярны</w:t>
       </w:r>
       <w:r>
         <w:rPr>
@@ -1061,43 +1063,44 @@
           <w:szCs w:val="28"/>
           <w:lang w:val="ru-RU"/>
         </w:rPr>
-        <w:t xml:space="preserve"> …………………………………… Стр. 19</w:t>
-      </w:r>
-    </w:p>
-    <w:p>
-      <w:pPr>
-        <w:widowControl/>
-        <w:autoSpaceDE/>
-        <w:spacing w:after="160" w:line="259" w:lineRule="auto"/>
+        <w:t xml:space="preserve"> ………...……………</w:t>
+      </w:r>
+      <w:r>
         <w:rPr>
           <w:sz w:val="28"/>
           <w:szCs w:val="28"/>
           <w:lang w:val="ru-RU"/>
         </w:rPr>
-      </w:pPr>
+        <w:t>.</w:t>
+      </w:r>
       <w:r>
         <w:rPr>
           <w:sz w:val="28"/>
           <w:szCs w:val="28"/>
           <w:lang w:val="ru-RU"/>
         </w:rPr>
-        <w:t xml:space="preserve">6 - Проблемы нейросетей </w:t>
-      </w:r>
-      <w:r>
+        <w:t>…… Стр. 14</w:t>
+      </w:r>
+    </w:p>
+    <w:p>
+      <w:pPr>
+        <w:widowControl/>
+        <w:autoSpaceDE/>
+        <w:spacing w:after="160" w:line="259" w:lineRule="auto"/>
+        <w:ind w:right="-143"/>
         <w:rPr>
           <w:sz w:val="28"/>
           <w:szCs w:val="28"/>
           <w:lang w:val="ru-RU"/>
         </w:rPr>
-        <w:t>………………………</w:t>
-      </w:r>
+      </w:pPr>
       <w:r>
         <w:rPr>
           <w:sz w:val="28"/>
           <w:szCs w:val="28"/>
           <w:lang w:val="ru-RU"/>
         </w:rPr>
-        <w:t>…</w:t>
+        <w:t>4 - В каких сферах используются нейросети</w:t>
       </w:r>
       <w:r>
         <w:rPr>
@@ -1105,23 +1108,28 @@
           <w:szCs w:val="28"/>
           <w:lang w:val="ru-RU"/>
         </w:rPr>
-        <w:t>…</w:t>
-      </w:r>
-      <w:r>
+        <w:t xml:space="preserve"> …………………………… Стр. 15</w:t>
+      </w:r>
+    </w:p>
+    <w:p>
+      <w:pPr>
+        <w:widowControl/>
+        <w:autoSpaceDE/>
+        <w:spacing w:after="160" w:line="259" w:lineRule="auto"/>
+        <w:ind w:right="-143"/>
         <w:rPr>
           <w:sz w:val="28"/>
           <w:szCs w:val="28"/>
           <w:lang w:val="ru-RU"/>
         </w:rPr>
-        <w:t>...</w:t>
-      </w:r>
+      </w:pPr>
       <w:r>
         <w:rPr>
           <w:sz w:val="28"/>
           <w:szCs w:val="28"/>
           <w:lang w:val="ru-RU"/>
         </w:rPr>
-        <w:t xml:space="preserve">………………… Стр. </w:t>
+        <w:t>5 - Конкретные примеры нейросетей</w:t>
       </w:r>
       <w:r>
         <w:rPr>
@@ -1129,14 +1137,15 @@
           <w:szCs w:val="28"/>
           <w:lang w:val="ru-RU"/>
         </w:rPr>
-        <w:t>23</w:t>
-      </w:r>
-    </w:p>
-    <w:p>
-      <w:pPr>
-        <w:widowControl/>
-        <w:autoSpaceDE/>
-        <w:spacing w:after="160" w:line="259" w:lineRule="auto"/>
+        <w:t xml:space="preserve"> …………………………………… Стр. 19</w:t>
+      </w:r>
+    </w:p>
+    <w:p>
+      <w:pPr>
+        <w:widowControl/>
+        <w:autoSpaceDE/>
+        <w:spacing w:after="160" w:line="259" w:lineRule="auto"/>
+        <w:ind w:right="-143"/>
         <w:rPr>
           <w:sz w:val="28"/>
           <w:szCs w:val="28"/>
@@ -1149,7 +1158,7 @@
           <w:szCs w:val="28"/>
           <w:lang w:val="ru-RU"/>
         </w:rPr>
-        <w:t>7 - Нейросети в образовании</w:t>
+        <w:t xml:space="preserve">6 - Проблемы нейросетей </w:t>
       </w:r>
       <w:r>
         <w:rPr>
@@ -1157,27 +1166,23 @@
           <w:szCs w:val="28"/>
           <w:lang w:val="ru-RU"/>
         </w:rPr>
-        <w:t xml:space="preserve"> …………………………………………….. Стр. 25</w:t>
-      </w:r>
-    </w:p>
-    <w:p>
-      <w:pPr>
-        <w:widowControl/>
-        <w:autoSpaceDE/>
-        <w:spacing w:after="160" w:line="259" w:lineRule="auto"/>
+        <w:t>………………………</w:t>
+      </w:r>
+      <w:r>
         <w:rPr>
           <w:sz w:val="28"/>
           <w:szCs w:val="28"/>
           <w:lang w:val="ru-RU"/>
         </w:rPr>
-      </w:pPr>
+        <w:t>…</w:t>
+      </w:r>
       <w:r>
         <w:rPr>
           <w:sz w:val="28"/>
           <w:szCs w:val="28"/>
           <w:lang w:val="ru-RU"/>
         </w:rPr>
-        <w:t>8 - Как нейросети улучшили бы нашу школу?</w:t>
+        <w:t>…</w:t>
       </w:r>
       <w:r>
         <w:rPr>
@@ -1185,62 +1190,60 @@
           <w:szCs w:val="28"/>
           <w:lang w:val="ru-RU"/>
         </w:rPr>
-        <w:t xml:space="preserve"> …………………….…… Стр. 28</w:t>
-      </w:r>
-    </w:p>
-    <w:p>
-      <w:pPr>
-        <w:widowControl/>
-        <w:autoSpaceDE/>
-        <w:spacing w:after="160" w:line="259" w:lineRule="auto"/>
+        <w:t>...</w:t>
+      </w:r>
+      <w:r>
         <w:rPr>
           <w:sz w:val="28"/>
           <w:szCs w:val="28"/>
           <w:lang w:val="ru-RU"/>
         </w:rPr>
-      </w:pPr>
+        <w:t xml:space="preserve">………………… Стр. </w:t>
+      </w:r>
       <w:r>
         <w:rPr>
           <w:sz w:val="28"/>
           <w:szCs w:val="28"/>
           <w:lang w:val="ru-RU"/>
         </w:rPr>
-        <w:t xml:space="preserve">9 - Презентация продукта </w:t>
-      </w:r>
-      <w:r>
+        <w:t>23</w:t>
+      </w:r>
+    </w:p>
+    <w:p>
+      <w:pPr>
+        <w:widowControl/>
+        <w:autoSpaceDE/>
+        <w:spacing w:after="160" w:line="259" w:lineRule="auto"/>
+        <w:ind w:right="-143"/>
         <w:rPr>
           <w:sz w:val="28"/>
           <w:szCs w:val="28"/>
           <w:lang w:val="ru-RU"/>
         </w:rPr>
-        <w:t>………………………………………………</w:t>
-      </w:r>
-    </w:p>
-    <w:p>
-      <w:pPr>
-        <w:widowControl/>
-        <w:autoSpaceDE/>
-        <w:spacing w:after="160" w:line="259" w:lineRule="auto"/>
+      </w:pPr>
+      <w:r>
         <w:rPr>
           <w:sz w:val="28"/>
           <w:szCs w:val="28"/>
           <w:lang w:val="ru-RU"/>
         </w:rPr>
-      </w:pPr>
+        <w:t>7 - Нейросети в образовании</w:t>
+      </w:r>
       <w:r>
         <w:rPr>
           <w:sz w:val="28"/>
           <w:szCs w:val="28"/>
           <w:lang w:val="ru-RU"/>
         </w:rPr>
-        <w:t>10 - Заключение</w:t>
-      </w:r>
-    </w:p>
-    <w:p>
-      <w:pPr>
-        <w:widowControl/>
-        <w:autoSpaceDE/>
-        <w:spacing w:after="160" w:line="259" w:lineRule="auto"/>
+        <w:t xml:space="preserve"> …………………………………………….. Стр. 25</w:t>
+      </w:r>
+    </w:p>
+    <w:p>
+      <w:pPr>
+        <w:widowControl/>
+        <w:autoSpaceDE/>
+        <w:spacing w:after="160" w:line="259" w:lineRule="auto"/>
+        <w:ind w:right="-143"/>
         <w:rPr>
           <w:sz w:val="28"/>
           <w:szCs w:val="28"/>
@@ -1253,7 +1256,190 @@
           <w:szCs w:val="28"/>
           <w:lang w:val="ru-RU"/>
         </w:rPr>
-        <w:t>11 - Источники</w:t>
+        <w:t>8 - Как нейросети улучшили бы нашу школу?</w:t>
+      </w:r>
+      <w:r>
+        <w:rPr>
+          <w:sz w:val="28"/>
+          <w:szCs w:val="28"/>
+          <w:lang w:val="ru-RU"/>
+        </w:rPr>
+        <w:t xml:space="preserve"> …………………….…… Стр. 28</w:t>
+      </w:r>
+    </w:p>
+    <w:p>
+      <w:pPr>
+        <w:widowControl/>
+        <w:autoSpaceDE/>
+        <w:spacing w:after="160" w:line="259" w:lineRule="auto"/>
+        <w:ind w:right="-143"/>
+        <w:rPr>
+          <w:sz w:val="28"/>
+          <w:szCs w:val="28"/>
+          <w:lang w:val="ru-RU"/>
+        </w:rPr>
+      </w:pPr>
+      <w:r>
+        <w:rPr>
+          <w:sz w:val="28"/>
+          <w:szCs w:val="28"/>
+          <w:lang w:val="ru-RU"/>
+        </w:rPr>
+        <w:t xml:space="preserve">9 - Презентация продукта </w:t>
+      </w:r>
+      <w:r>
+        <w:rPr>
+          <w:sz w:val="28"/>
+          <w:szCs w:val="28"/>
+          <w:lang w:val="ru-RU"/>
+        </w:rPr>
+        <w:t>………………………………………………</w:t>
+      </w:r>
+      <w:r>
+        <w:rPr>
+          <w:sz w:val="28"/>
+          <w:szCs w:val="28"/>
+          <w:lang w:val="ru-RU"/>
+        </w:rPr>
+        <w:t>…</w:t>
+      </w:r>
+      <w:r>
+        <w:rPr>
+          <w:sz w:val="28"/>
+          <w:szCs w:val="28"/>
+          <w:lang w:val="ru-RU"/>
+        </w:rPr>
+        <w:t xml:space="preserve"> </w:t>
+      </w:r>
+      <w:r>
+        <w:rPr>
+          <w:sz w:val="28"/>
+          <w:szCs w:val="28"/>
+          <w:lang w:val="ru-RU"/>
+        </w:rPr>
+        <w:t xml:space="preserve">Стр. </w:t>
+      </w:r>
+      <w:r>
+        <w:rPr>
+          <w:sz w:val="28"/>
+          <w:szCs w:val="28"/>
+          <w:lang w:val="ru-RU"/>
+        </w:rPr>
+        <w:t>31</w:t>
+      </w:r>
+    </w:p>
+    <w:p>
+      <w:pPr>
+        <w:widowControl/>
+        <w:autoSpaceDE/>
+        <w:spacing w:after="160" w:line="259" w:lineRule="auto"/>
+        <w:ind w:right="-143"/>
+        <w:rPr>
+          <w:sz w:val="28"/>
+          <w:szCs w:val="28"/>
+          <w:lang w:val="ru-RU"/>
+        </w:rPr>
+      </w:pPr>
+      <w:r>
+        <w:rPr>
+          <w:sz w:val="28"/>
+          <w:szCs w:val="28"/>
+          <w:lang w:val="ru-RU"/>
+        </w:rPr>
+        <w:t>10 - Заключение</w:t>
+      </w:r>
+      <w:r>
+        <w:rPr>
+          <w:sz w:val="28"/>
+          <w:szCs w:val="28"/>
+          <w:lang w:val="ru-RU"/>
+        </w:rPr>
+        <w:t xml:space="preserve"> …………………………………………………………....</w:t>
+      </w:r>
+      <w:r>
+        <w:rPr>
+          <w:sz w:val="28"/>
+          <w:szCs w:val="28"/>
+          <w:lang w:val="ru-RU"/>
+        </w:rPr>
+        <w:t xml:space="preserve"> </w:t>
+      </w:r>
+      <w:r>
+        <w:rPr>
+          <w:sz w:val="28"/>
+          <w:szCs w:val="28"/>
+          <w:lang w:val="ru-RU"/>
+        </w:rPr>
+        <w:t xml:space="preserve">Стр. </w:t>
+      </w:r>
+      <w:r>
+        <w:rPr>
+          <w:sz w:val="28"/>
+          <w:szCs w:val="28"/>
+          <w:lang w:val="ru-RU"/>
+        </w:rPr>
+        <w:t>32</w:t>
+      </w:r>
+    </w:p>
+    <w:p>
+      <w:pPr>
+        <w:widowControl/>
+        <w:autoSpaceDE/>
+        <w:spacing w:after="160" w:line="259" w:lineRule="auto"/>
+        <w:ind w:right="-143"/>
+        <w:rPr>
+          <w:sz w:val="28"/>
+          <w:szCs w:val="28"/>
+          <w:lang w:val="ru-RU"/>
+        </w:rPr>
+      </w:pPr>
+      <w:r>
+        <w:rPr>
+          <w:sz w:val="28"/>
+          <w:szCs w:val="28"/>
+          <w:lang w:val="ru-RU"/>
+        </w:rPr>
+        <w:t xml:space="preserve">11 </w:t>
+      </w:r>
+      <w:r>
+        <w:rPr>
+          <w:sz w:val="28"/>
+          <w:szCs w:val="28"/>
+          <w:lang w:val="ru-RU"/>
+        </w:rPr>
+        <w:t>–</w:t>
+      </w:r>
+      <w:r>
+        <w:rPr>
+          <w:sz w:val="28"/>
+          <w:szCs w:val="28"/>
+          <w:lang w:val="ru-RU"/>
+        </w:rPr>
+        <w:t xml:space="preserve"> Источники</w:t>
+      </w:r>
+      <w:r>
+        <w:rPr>
+          <w:sz w:val="28"/>
+          <w:szCs w:val="28"/>
+          <w:lang w:val="ru-RU"/>
+        </w:rPr>
+        <w:t xml:space="preserve"> ……………………………………………………………. </w:t>
+      </w:r>
+      <w:r>
+        <w:rPr>
+          <w:sz w:val="28"/>
+          <w:szCs w:val="28"/>
+          <w:lang w:val="ru-RU"/>
+        </w:rPr>
+        <w:t xml:space="preserve">Стр. </w:t>
+      </w:r>
+      <w:r>
+        <w:rPr>
+          <w:sz w:val="28"/>
+          <w:szCs w:val="28"/>
+          <w:lang w:val="ru-RU"/>
+        </w:rPr>
+        <w:t>33</w:t>
       </w:r>
     </w:p>
     <w:p>
@@ -10758,7 +10944,31 @@
         <w:rPr>
           <w:lang w:val="ru-RU"/>
         </w:rPr>
-        <w:t>Прошло уже 16 дней с начала обучения, а МЭШ все еще не заработал, а расписания на следующий день мы узнаем ближе к вечеру, а то и ночью. Ну разве это дело?</w:t>
+        <w:t>Прошло уже 16 дней с начала обучения, а МЭШ все еще не заработал</w:t>
+      </w:r>
+      <w:r>
+        <w:rPr>
+          <w:lang w:val="ru-RU"/>
+        </w:rPr>
+        <w:t xml:space="preserve"> и </w:t>
+      </w:r>
+      <w:r>
+        <w:rPr>
+          <w:lang w:val="ru-RU"/>
+        </w:rPr>
+        <w:t>расписани</w:t>
+      </w:r>
+      <w:r>
+        <w:rPr>
+          <w:lang w:val="ru-RU"/>
+        </w:rPr>
+        <w:t>е</w:t>
+      </w:r>
+      <w:r>
+        <w:rPr>
+          <w:lang w:val="ru-RU"/>
+        </w:rPr>
+        <w:t xml:space="preserve"> на следующий день мы узнаем ближе к вечеру, а то и ночью. Ну разве это дело?</w:t>
       </w:r>
     </w:p>
     <w:p>
@@ -10893,41 +11103,101 @@
         <w:rPr>
           <w:lang w:val="ru-RU"/>
         </w:rPr>
-        <w:t xml:space="preserve">Так же, я часто замечал, что на уроках учителя показывают нам презентации, половину которых полностью бессмысленна и не нужна, о чем сами сетуют. </w:t>
-      </w:r>
-    </w:p>
-    <w:p>
-      <w:pPr>
-        <w:widowControl/>
-        <w:autoSpaceDE/>
-        <w:autoSpaceDN w:val="0"/>
-        <w:spacing w:after="160" w:line="256" w:lineRule="auto"/>
-        <w:rPr>
-          <w:lang w:val="ru-RU"/>
-        </w:rPr>
-      </w:pPr>
-      <w:r>
-        <w:rPr>
-          <w:lang w:val="ru-RU"/>
-        </w:rPr>
-        <w:t>Выбора у низ немного, а учитывая, что времени почти нет, учителя вынуждены скачивать презентации с интернета, которые, как правило, устаревшие либо абсолютно не интересные с точки зрения материала.</w:t>
-      </w:r>
-    </w:p>
-    <w:p>
-      <w:pPr>
-        <w:widowControl/>
-        <w:autoSpaceDE/>
-        <w:autoSpaceDN w:val="0"/>
-        <w:spacing w:after="160" w:line="256" w:lineRule="auto"/>
-        <w:rPr>
-          <w:lang w:val="ru-RU"/>
-        </w:rPr>
-      </w:pPr>
-      <w:r>
-        <w:rPr>
-          <w:lang w:val="ru-RU"/>
-        </w:rPr>
-        <w:t xml:space="preserve">Нейросети отлично бы могли подсобить в этом вопросе. Тогда уроки стали бы куда интереснее, красочнее и продуктивнее, а у учителей освободилось свободное время и нервы. </w:t>
+        <w:t>Так же, я часто замечал, что на уроках учителя показывают нам презентации, половин</w:t>
+      </w:r>
+      <w:r>
+        <w:rPr>
+          <w:lang w:val="ru-RU"/>
+        </w:rPr>
+        <w:t>а</w:t>
+      </w:r>
+      <w:r>
+        <w:rPr>
+          <w:lang w:val="ru-RU"/>
+        </w:rPr>
+        <w:t xml:space="preserve"> которых полностью бессмысленна и не нужна, о чем сами сетуют. </w:t>
+      </w:r>
+    </w:p>
+    <w:p>
+      <w:pPr>
+        <w:widowControl/>
+        <w:autoSpaceDE/>
+        <w:autoSpaceDN w:val="0"/>
+        <w:spacing w:after="160" w:line="256" w:lineRule="auto"/>
+        <w:rPr>
+          <w:lang w:val="ru-RU"/>
+        </w:rPr>
+      </w:pPr>
+      <w:r>
+        <w:rPr>
+          <w:lang w:val="ru-RU"/>
+        </w:rPr>
+        <w:t>Выбора у ни</w:t>
+      </w:r>
+      <w:r>
+        <w:rPr>
+          <w:lang w:val="ru-RU"/>
+        </w:rPr>
+        <w:t>х</w:t>
+      </w:r>
+      <w:r>
+        <w:rPr>
+          <w:lang w:val="ru-RU"/>
+        </w:rPr>
+        <w:t xml:space="preserve"> немного, а учитывая, что времени почти нет, учителя вынуждены скачивать презентации с интернета</w:t>
+      </w:r>
+      <w:r>
+        <w:rPr>
+          <w:lang w:val="ru-RU"/>
+        </w:rPr>
+        <w:t xml:space="preserve">. Как правило, эти презентации либо </w:t>
+      </w:r>
+      <w:r>
+        <w:rPr>
+          <w:lang w:val="ru-RU"/>
+        </w:rPr>
+        <w:t>устаревшие</w:t>
+      </w:r>
+      <w:r>
+        <w:rPr>
+          <w:lang w:val="ru-RU"/>
+        </w:rPr>
+        <w:t>,</w:t>
+      </w:r>
+      <w:r>
+        <w:rPr>
+          <w:lang w:val="ru-RU"/>
+        </w:rPr>
+        <w:t xml:space="preserve"> либо абсолютно неинтересные с точки зрения материала.</w:t>
+      </w:r>
+    </w:p>
+    <w:p>
+      <w:pPr>
+        <w:widowControl/>
+        <w:autoSpaceDE/>
+        <w:autoSpaceDN w:val="0"/>
+        <w:spacing w:after="160" w:line="256" w:lineRule="auto"/>
+        <w:rPr>
+          <w:lang w:val="ru-RU"/>
+        </w:rPr>
+      </w:pPr>
+      <w:r>
+        <w:rPr>
+          <w:lang w:val="ru-RU"/>
+        </w:rPr>
+        <w:t xml:space="preserve">Нейросети отлично бы могли подсобить в этом вопросе. Тогда уроки стали бы куда интереснее, красочнее и продуктивнее, а у учителей освободилось </w:t>
+      </w:r>
+      <w:r>
+        <w:rPr>
+          <w:lang w:val="ru-RU"/>
+        </w:rPr>
+        <w:t xml:space="preserve">бы </w:t>
+      </w:r>
+      <w:r>
+        <w:rPr>
+          <w:lang w:val="ru-RU"/>
+        </w:rPr>
+        <w:t xml:space="preserve">свободное время и нервы. </w:t>
       </w:r>
     </w:p>
     <w:p>
@@ -11003,7 +11273,31 @@
         <w:rPr>
           <w:lang w:val="ru-RU"/>
         </w:rPr>
-        <w:t xml:space="preserve">, в нашей школе она помогла бы справиться с </w:t>
+        <w:t>, в нашей школе он</w:t>
+      </w:r>
+      <w:r>
+        <w:rPr>
+          <w:lang w:val="ru-RU"/>
+        </w:rPr>
+        <w:t>и</w:t>
+      </w:r>
+      <w:r>
+        <w:rPr>
+          <w:lang w:val="ru-RU"/>
+        </w:rPr>
+        <w:t xml:space="preserve"> помогл</w:t>
+      </w:r>
+      <w:r>
+        <w:rPr>
+          <w:lang w:val="ru-RU"/>
+        </w:rPr>
+        <w:t>и</w:t>
+      </w:r>
+      <w:r>
+        <w:rPr>
+          <w:lang w:val="ru-RU"/>
+        </w:rPr>
+        <w:t xml:space="preserve"> бы справиться с </w:t>
       </w:r>
       <w:r>
         <w:rPr>
@@ -11062,21 +11356,19 @@
         <w:rPr>
           <w:lang w:val="ru-RU"/>
         </w:rPr>
-        <w:t xml:space="preserve">    б) У учеников, которые хотят научиться хотя бы чему </w:t>
-      </w:r>
-      <w:proofErr w:type="spellStart"/>
-      <w:r>
-        <w:rPr>
-          <w:lang w:val="ru-RU"/>
-        </w:rPr>
-        <w:t>нибудь</w:t>
-      </w:r>
-      <w:proofErr w:type="spellEnd"/>
-      <w:r>
-        <w:rPr>
-          <w:lang w:val="ru-RU"/>
-        </w:rPr>
-        <w:t xml:space="preserve">, отпадет надобность в ГДЗ. </w:t>
+        <w:t xml:space="preserve">    б) У учеников, которые хотят научиться хотя бы чему</w:t>
+      </w:r>
+      <w:r>
+        <w:rPr>
+          <w:lang w:val="ru-RU"/>
+        </w:rPr>
+        <w:t>-</w:t>
+      </w:r>
+      <w:r>
+        <w:rPr>
+          <w:lang w:val="ru-RU"/>
+        </w:rPr>
+        <w:t xml:space="preserve">нибудь, отпадет надобность в ГДЗ. </w:t>
       </w:r>
     </w:p>
     <w:p>
@@ -11804,7 +12096,9 @@
       <w:pPr>
         <w:widowControl/>
         <w:autoSpaceDE/>
-        <w:spacing w:after="160" w:line="259" w:lineRule="auto"/>
+        <w:autoSpaceDN w:val="0"/>
+        <w:spacing w:after="160" w:line="256" w:lineRule="auto"/>
+        <w:jc w:val="center"/>
         <w:rPr>
           <w:b/>
           <w:bCs/>
@@ -11813,84 +12107,380 @@
           <w:lang w:val="ru-RU"/>
         </w:rPr>
       </w:pPr>
-      <w:r>
-        <w:rPr>
-          <w:b/>
-          <w:bCs/>
+    </w:p>
+    <w:p>
+      <w:pPr>
+        <w:widowControl/>
+        <w:autoSpaceDE/>
+        <w:spacing w:after="160" w:line="259" w:lineRule="auto"/>
+        <w:jc w:val="both"/>
+        <w:rPr>
+          <w:lang w:val="ru-RU"/>
+        </w:rPr>
+      </w:pPr>
+      <w:r>
+        <w:rPr>
           <w:sz w:val="32"/>
           <w:szCs w:val="32"/>
           <w:lang w:val="ru-RU"/>
         </w:rPr>
-        <w:br w:type="page"/>
-      </w:r>
-    </w:p>
-    <w:p>
-      <w:pPr>
-        <w:widowControl/>
-        <w:autoSpaceDE/>
-        <w:autoSpaceDN w:val="0"/>
-        <w:spacing w:after="160" w:line="256" w:lineRule="auto"/>
-        <w:jc w:val="center"/>
-        <w:rPr>
-          <w:b/>
-          <w:bCs/>
+        <w:t xml:space="preserve">К </w:t>
+      </w:r>
+      <w:r>
+        <w:rPr>
+          <w:lang w:val="ru-RU"/>
+        </w:rPr>
+        <w:t>сожалению</w:t>
+      </w:r>
+      <w:r>
+        <w:rPr>
           <w:sz w:val="32"/>
           <w:szCs w:val="32"/>
           <w:lang w:val="ru-RU"/>
         </w:rPr>
-      </w:pPr>
-      <w:r>
-        <w:rPr>
-          <w:b/>
-          <w:bCs/>
+        <w:t xml:space="preserve">, </w:t>
+      </w:r>
+      <w:r>
+        <w:rPr>
+          <w:lang w:val="ru-RU"/>
+        </w:rPr>
+        <w:t xml:space="preserve">у нашей школы нет возможности интегрировать нейросети в процесс обучения, не смотря на их эффективность, и этот факт не может не расстраивать. Поэтому, дабы момент триумфа нейросетей в Школе №27 наступил быстрее, продуктом для данного проекта был выбран видеоролик, вводный марафон по нейросетям, который может заинтересовать любого из учащихся. Если наберется достаточно учеников, горящих идеей помочь родной школе, то вполне возможно, что в ближайшее время жизнь учителей многократно упростится! </w:t>
+      </w:r>
+    </w:p>
+    <w:p>
+      <w:pPr>
+        <w:widowControl/>
+        <w:autoSpaceDE/>
+        <w:spacing w:after="160" w:line="259" w:lineRule="auto"/>
+        <w:jc w:val="both"/>
+        <w:rPr>
+          <w:lang w:val="ru-RU"/>
+        </w:rPr>
+      </w:pPr>
+    </w:p>
+    <w:p>
+      <w:pPr>
+        <w:widowControl/>
+        <w:autoSpaceDE/>
+        <w:spacing w:after="160" w:line="259" w:lineRule="auto"/>
+        <w:jc w:val="both"/>
+        <w:rPr>
+          <w:lang w:val="ru-RU"/>
+        </w:rPr>
+      </w:pPr>
+      <w:r>
+        <w:rPr>
+          <w:lang w:val="ru-RU"/>
+        </w:rPr>
+        <w:t xml:space="preserve">Видеоролик длится </w:t>
+      </w:r>
+      <w:r>
+        <w:rPr>
+          <w:lang w:val="ru-RU"/>
+        </w:rPr>
+        <w:t>18</w:t>
+      </w:r>
+      <w:r>
+        <w:rPr>
+          <w:lang w:val="ru-RU"/>
+        </w:rPr>
+        <w:t xml:space="preserve"> минут и объясняет понятным языком следующие аспекты нейросетей</w:t>
+      </w:r>
+      <w:r>
+        <w:rPr>
+          <w:lang w:val="ru-RU"/>
+        </w:rPr>
+        <w:t>:</w:t>
+      </w:r>
+    </w:p>
+    <w:p>
+      <w:pPr>
+        <w:widowControl/>
+        <w:autoSpaceDE/>
+        <w:spacing w:after="160" w:line="259" w:lineRule="auto"/>
+        <w:jc w:val="both"/>
+        <w:rPr>
+          <w:lang w:val="ru-RU"/>
+        </w:rPr>
+      </w:pPr>
+    </w:p>
+    <w:p>
+      <w:pPr>
+        <w:widowControl/>
+        <w:autoSpaceDE/>
+        <w:spacing w:after="160" w:line="259" w:lineRule="auto"/>
+        <w:ind w:left="708"/>
+        <w:jc w:val="both"/>
+        <w:rPr>
+          <w:lang w:val="ru-RU"/>
+        </w:rPr>
+      </w:pPr>
+      <w:r>
+        <w:rPr>
+          <w:lang w:val="ru-RU"/>
+        </w:rPr>
+        <w:t>-  Что такое нейросети и принцип их работы</w:t>
+      </w:r>
+    </w:p>
+    <w:p>
+      <w:pPr>
+        <w:widowControl/>
+        <w:autoSpaceDE/>
+        <w:spacing w:after="160" w:line="259" w:lineRule="auto"/>
+        <w:ind w:left="708"/>
+        <w:jc w:val="both"/>
+        <w:rPr>
+          <w:lang w:val="ru-RU"/>
+        </w:rPr>
+      </w:pPr>
+      <w:r>
+        <w:rPr>
+          <w:lang w:val="ru-RU"/>
+        </w:rPr>
+        <w:t>-  Виды нейросетей</w:t>
+      </w:r>
+    </w:p>
+    <w:p>
+      <w:pPr>
+        <w:widowControl/>
+        <w:autoSpaceDE/>
+        <w:spacing w:after="160" w:line="259" w:lineRule="auto"/>
+        <w:ind w:left="708"/>
+        <w:jc w:val="both"/>
+        <w:rPr>
+          <w:lang w:val="ru-RU"/>
+        </w:rPr>
+      </w:pPr>
+      <w:r>
+        <w:rPr>
+          <w:lang w:val="ru-RU"/>
+        </w:rPr>
+        <w:t>-  Специализация и применение нейросетей</w:t>
+      </w:r>
+    </w:p>
+    <w:p>
+      <w:pPr>
+        <w:widowControl/>
+        <w:autoSpaceDE/>
+        <w:spacing w:after="160" w:line="259" w:lineRule="auto"/>
+        <w:ind w:left="708"/>
+        <w:jc w:val="both"/>
+        <w:rPr>
+          <w:lang w:val="ru-RU"/>
+        </w:rPr>
+      </w:pPr>
+      <w:r>
+        <w:rPr>
+          <w:lang w:val="ru-RU"/>
+        </w:rPr>
+        <w:t>-  Разбор реальных примеров нейросетей, которыми люди пользуются повседневно</w:t>
+      </w:r>
+    </w:p>
+    <w:p>
+      <w:pPr>
+        <w:widowControl/>
+        <w:autoSpaceDE/>
+        <w:spacing w:after="160" w:line="259" w:lineRule="auto"/>
+        <w:ind w:left="708"/>
+        <w:jc w:val="both"/>
+        <w:rPr>
+          <w:lang w:val="ru-RU"/>
+        </w:rPr>
+      </w:pPr>
+      <w:r>
+        <w:rPr>
+          <w:lang w:val="ru-RU"/>
+        </w:rPr>
+        <w:t>-  Причины популярности нейросетей</w:t>
+      </w:r>
+    </w:p>
+    <w:p>
+      <w:pPr>
+        <w:widowControl/>
+        <w:autoSpaceDE/>
+        <w:spacing w:after="160" w:line="259" w:lineRule="auto"/>
+        <w:ind w:left="708"/>
+        <w:jc w:val="both"/>
+        <w:rPr>
+          <w:lang w:val="ru-RU"/>
+        </w:rPr>
+      </w:pPr>
+      <w:r>
+        <w:rPr>
+          <w:lang w:val="ru-RU"/>
+        </w:rPr>
+        <w:t xml:space="preserve">-  Проблемы нейросетей </w:t>
+      </w:r>
+    </w:p>
+    <w:p>
+      <w:pPr>
+        <w:widowControl/>
+        <w:autoSpaceDE/>
+        <w:spacing w:after="160" w:line="259" w:lineRule="auto"/>
+        <w:ind w:left="708"/>
+        <w:jc w:val="both"/>
+        <w:rPr>
+          <w:lang w:val="ru-RU"/>
+        </w:rPr>
+      </w:pPr>
+    </w:p>
+    <w:p>
+      <w:pPr>
+        <w:widowControl/>
+        <w:autoSpaceDE/>
+        <w:spacing w:after="160" w:line="259" w:lineRule="auto"/>
+        <w:jc w:val="both"/>
+        <w:rPr>
+          <w:lang w:val="ru-RU"/>
+        </w:rPr>
+      </w:pPr>
+      <w:r>
+        <w:rPr>
+          <w:lang w:val="ru-RU"/>
+        </w:rPr>
+        <w:t>Озвучка – Гончаренко Алексей</w:t>
+      </w:r>
+    </w:p>
+    <w:p>
+      <w:pPr>
+        <w:widowControl/>
+        <w:autoSpaceDE/>
+        <w:spacing w:after="160" w:line="259" w:lineRule="auto"/>
+        <w:jc w:val="both"/>
+        <w:rPr>
+          <w:lang w:val="ru-RU"/>
+        </w:rPr>
+      </w:pPr>
+      <w:r>
+        <w:rPr>
+          <w:lang w:val="ru-RU"/>
+        </w:rPr>
+        <w:t>Над монтажом работали</w:t>
+      </w:r>
+      <w:r>
+        <w:rPr>
+          <w:lang w:val="ru-RU"/>
+        </w:rPr>
+        <w:t xml:space="preserve">: </w:t>
+      </w:r>
+      <w:r>
+        <w:rPr>
+          <w:lang w:val="ru-RU"/>
+        </w:rPr>
+        <w:t xml:space="preserve">Серебряков Николай и Рудый Валерий. </w:t>
+      </w:r>
+    </w:p>
+    <w:p>
+      <w:pPr>
+        <w:widowControl/>
+        <w:autoSpaceDE/>
+        <w:spacing w:after="160" w:line="259" w:lineRule="auto"/>
+        <w:jc w:val="both"/>
+        <w:rPr>
+          <w:lang w:val="ru-RU"/>
+        </w:rPr>
+      </w:pPr>
+      <w:r>
+        <w:rPr>
+          <w:lang w:val="ru-RU"/>
+        </w:rPr>
+        <w:t xml:space="preserve">Монтаж осуществлялся в программе </w:t>
+      </w:r>
+      <w:r>
+        <w:t>DaVinci</w:t>
+      </w:r>
+      <w:r>
+        <w:rPr>
+          <w:lang w:val="ru-RU"/>
+        </w:rPr>
+        <w:t xml:space="preserve"> </w:t>
+      </w:r>
+      <w:r>
+        <w:t>Resolve</w:t>
+      </w:r>
+      <w:r>
+        <w:rPr>
+          <w:lang w:val="ru-RU"/>
+        </w:rPr>
+        <w:t>.</w:t>
+      </w:r>
+    </w:p>
+    <w:p>
+      <w:pPr>
+        <w:widowControl/>
+        <w:autoSpaceDE/>
+        <w:spacing w:after="160" w:line="259" w:lineRule="auto"/>
+        <w:jc w:val="both"/>
+        <w:rPr>
           <w:sz w:val="32"/>
           <w:szCs w:val="32"/>
           <w:lang w:val="ru-RU"/>
         </w:rPr>
-        <w:lastRenderedPageBreak/>
-        <w:t xml:space="preserve">Глава </w:t>
-      </w:r>
-      <w:r>
-        <w:rPr>
-          <w:b/>
-          <w:bCs/>
+      </w:pPr>
+    </w:p>
+    <w:p>
+      <w:pPr>
+        <w:widowControl/>
+        <w:autoSpaceDE/>
+        <w:spacing w:after="160" w:line="259" w:lineRule="auto"/>
+        <w:jc w:val="both"/>
+        <w:rPr>
+          <w:lang w:val="ru-RU"/>
+        </w:rPr>
+      </w:pPr>
+      <w:r>
+        <w:rPr>
+          <w:lang w:val="ru-RU"/>
+        </w:rPr>
+        <w:t>Мы очень надеемся, что данный видеоролик не окажется очередным удаленным файлом, о котором все забудут, ведь над ним провелась огромная и тяжелая работа, потрачено немало нервов и сил, а самое главное – в каждый кадр вложена наша душа. Этот продукт создан, чтобы наша 27-я школа стала лучшей среди конкурентов и не оставила им даже шанса на конкуренцию, а так же чтобы молодые умы заинтересовались в столь тяжелой, но и столь же интересной сфере, как нейросети!</w:t>
+      </w:r>
+    </w:p>
+    <w:p>
+      <w:pPr>
+        <w:widowControl/>
+        <w:autoSpaceDE/>
+        <w:spacing w:after="160" w:line="259" w:lineRule="auto"/>
+        <w:jc w:val="both"/>
+        <w:rPr>
           <w:sz w:val="32"/>
           <w:szCs w:val="32"/>
           <w:lang w:val="ru-RU"/>
         </w:rPr>
-        <w:t>10</w:t>
-      </w:r>
-      <w:r>
-        <w:rPr>
-          <w:b/>
-          <w:bCs/>
+      </w:pPr>
+    </w:p>
+    <w:p>
+      <w:pPr>
+        <w:widowControl/>
+        <w:autoSpaceDE/>
+        <w:spacing w:after="160" w:line="259" w:lineRule="auto"/>
+        <w:jc w:val="both"/>
+        <w:rPr>
           <w:sz w:val="32"/>
           <w:szCs w:val="32"/>
           <w:lang w:val="ru-RU"/>
         </w:rPr>
-        <w:t xml:space="preserve"> – </w:t>
-      </w:r>
-      <w:r>
-        <w:rPr>
-          <w:b/>
-          <w:bCs/>
+      </w:pPr>
+    </w:p>
+    <w:p>
+      <w:pPr>
+        <w:widowControl/>
+        <w:autoSpaceDE/>
+        <w:spacing w:after="160" w:line="259" w:lineRule="auto"/>
+        <w:jc w:val="both"/>
+        <w:rPr>
           <w:sz w:val="32"/>
           <w:szCs w:val="32"/>
           <w:lang w:val="ru-RU"/>
         </w:rPr>
-        <w:t>Заключение</w:t>
-      </w:r>
-    </w:p>
-    <w:p>
-      <w:pPr>
-        <w:widowControl/>
-        <w:autoSpaceDE/>
-        <w:autoSpaceDN w:val="0"/>
-        <w:spacing w:after="160" w:line="256" w:lineRule="auto"/>
-        <w:jc w:val="center"/>
-        <w:rPr>
-          <w:b/>
-          <w:bCs/>
+      </w:pPr>
+    </w:p>
+    <w:p>
+      <w:pPr>
+        <w:widowControl/>
+        <w:autoSpaceDE/>
+        <w:spacing w:after="160" w:line="259" w:lineRule="auto"/>
+        <w:jc w:val="both"/>
+        <w:rPr>
           <w:sz w:val="32"/>
           <w:szCs w:val="32"/>
           <w:lang w:val="ru-RU"/>
@@ -11901,333 +12491,398 @@
       <w:pPr>
         <w:widowControl/>
         <w:autoSpaceDE/>
-        <w:autoSpaceDN w:val="0"/>
-        <w:spacing w:after="160" w:line="256" w:lineRule="auto"/>
-        <w:rPr>
-          <w:lang w:val="ru-RU"/>
-        </w:rPr>
-      </w:pPr>
-      <w:r>
-        <w:rPr>
-          <w:lang w:val="ru-RU"/>
-        </w:rPr>
-        <w:t xml:space="preserve">В заключение хочу сказать, что нейросети - инструмент с огромным потенциалом. Их способность к самообучению поражает и пугает до мурашек костей, но так же и завораживает, вынуждая думать о неумолимом приближении революционного </w:t>
-      </w:r>
-      <w:r>
-        <w:rPr>
-          <w:lang w:val="ru-RU"/>
-        </w:rPr>
-        <w:t>будущего</w:t>
-      </w:r>
-      <w:r>
-        <w:rPr>
-          <w:lang w:val="ru-RU"/>
-        </w:rPr>
-        <w:t>.</w:t>
-      </w:r>
-    </w:p>
-    <w:p>
-      <w:pPr>
-        <w:widowControl/>
-        <w:autoSpaceDE/>
-        <w:autoSpaceDN w:val="0"/>
-        <w:spacing w:after="160" w:line="256" w:lineRule="auto"/>
-        <w:rPr>
-          <w:lang w:val="ru-RU"/>
-        </w:rPr>
-      </w:pPr>
-    </w:p>
-    <w:p>
-      <w:pPr>
-        <w:widowControl/>
-        <w:autoSpaceDE/>
-        <w:autoSpaceDN w:val="0"/>
-        <w:spacing w:after="160" w:line="256" w:lineRule="auto"/>
-        <w:rPr>
-          <w:lang w:val="ru-RU"/>
-        </w:rPr>
-      </w:pPr>
-      <w:r>
-        <w:rPr>
-          <w:lang w:val="ru-RU"/>
-        </w:rPr>
-        <w:t xml:space="preserve">Несомненно, нейросети уже сегодня меняют мир. Они позволяют создавать удивительные вещи, с которыми раньше мы могли только мечтать. Распознавание речи и образов, перевод текстов, генерация творческого контента — все это стало реальностью благодаря </w:t>
-      </w:r>
-      <w:proofErr w:type="spellStart"/>
-      <w:r>
-        <w:rPr>
-          <w:lang w:val="ru-RU"/>
-        </w:rPr>
-        <w:t>нейросетевым</w:t>
-      </w:r>
-      <w:proofErr w:type="spellEnd"/>
-      <w:r>
-        <w:rPr>
-          <w:lang w:val="ru-RU"/>
-        </w:rPr>
-        <w:t xml:space="preserve"> технологиям.</w:t>
-      </w:r>
-    </w:p>
-    <w:p>
-      <w:pPr>
-        <w:widowControl/>
-        <w:autoSpaceDE/>
-        <w:autoSpaceDN w:val="0"/>
-        <w:spacing w:after="160" w:line="256" w:lineRule="auto"/>
-        <w:rPr>
-          <w:lang w:val="ru-RU"/>
-        </w:rPr>
-      </w:pPr>
-      <w:r>
-        <w:rPr>
-          <w:lang w:val="ru-RU"/>
-        </w:rPr>
-        <w:t>Но важно помнить, что нейросети - это всего лишь инструмент, и его применение зависит от наших намерений и отве</w:t>
-      </w:r>
-      <w:r>
-        <w:rPr>
-          <w:lang w:val="ru-RU"/>
-        </w:rPr>
-        <w:t>т</w:t>
-      </w:r>
-      <w:r>
-        <w:rPr>
-          <w:lang w:val="ru-RU"/>
-        </w:rPr>
-        <w:t xml:space="preserve">ственности. Мы должны помнить о проблемах, связанных с нейросетями, и о том, как они могут быть использованы в негативных целях. </w:t>
-      </w:r>
-    </w:p>
-    <w:p>
-      <w:pPr>
-        <w:widowControl/>
-        <w:autoSpaceDE/>
-        <w:autoSpaceDN w:val="0"/>
-        <w:spacing w:after="160" w:line="256" w:lineRule="auto"/>
-        <w:rPr>
-          <w:lang w:val="ru-RU"/>
-        </w:rPr>
-      </w:pPr>
-    </w:p>
-    <w:p>
-      <w:pPr>
-        <w:widowControl/>
-        <w:autoSpaceDE/>
-        <w:autoSpaceDN w:val="0"/>
-        <w:spacing w:after="160" w:line="256" w:lineRule="auto"/>
-        <w:rPr>
-          <w:lang w:val="ru-RU"/>
-        </w:rPr>
-      </w:pPr>
-      <w:r>
-        <w:rPr>
-          <w:lang w:val="ru-RU"/>
-        </w:rPr>
-        <w:t xml:space="preserve">В образовании нейросети имеют огромный потенциал. Они могут превратить обучение в более индивидуализированный и эффективный процесс, помочь учителям в подготовке уроков и оценке знаний учеников. </w:t>
-      </w:r>
-    </w:p>
-    <w:p>
-      <w:pPr>
-        <w:widowControl/>
-        <w:autoSpaceDE/>
-        <w:autoSpaceDN w:val="0"/>
-        <w:spacing w:after="160" w:line="256" w:lineRule="auto"/>
-        <w:rPr>
-          <w:lang w:val="ru-RU"/>
-        </w:rPr>
-      </w:pPr>
-      <w:r>
-        <w:rPr>
-          <w:lang w:val="ru-RU"/>
-        </w:rPr>
-        <w:t>Однако важно не забывать о человеческом факторе. Нейросети — это не замена учителя, а инструмент, который должен помогать ему в работе. Цель образования — не только передача знаний, но и формирование личности, развитие критического мышления и творческих способностей. И в этом нейросети не могут заменить человека.</w:t>
-      </w:r>
-    </w:p>
-    <w:p>
-      <w:pPr>
-        <w:widowControl/>
-        <w:autoSpaceDE/>
-        <w:autoSpaceDN w:val="0"/>
-        <w:spacing w:after="160" w:line="256" w:lineRule="auto"/>
-        <w:rPr>
-          <w:lang w:val="ru-RU"/>
-        </w:rPr>
-      </w:pPr>
-    </w:p>
-    <w:p>
-      <w:pPr>
-        <w:widowControl/>
-        <w:autoSpaceDE/>
-        <w:autoSpaceDN w:val="0"/>
-        <w:spacing w:after="160" w:line="256" w:lineRule="auto"/>
-        <w:rPr>
-          <w:lang w:val="ru-RU"/>
-        </w:rPr>
-      </w:pPr>
-      <w:r>
-        <w:rPr>
-          <w:lang w:val="ru-RU"/>
-        </w:rPr>
-        <w:t>Подытоживая, нейросети — это мощный инструмент, который может как помочь, так и навредить. От нас зависит, как мы будем использовать этот инструмент и как мы будем строить будущее с учетом его потенциала.</w:t>
-      </w:r>
-    </w:p>
-    <w:p>
-      <w:pPr>
-        <w:widowControl/>
-        <w:autoSpaceDE/>
-        <w:autoSpaceDN w:val="0"/>
-        <w:spacing w:after="160" w:line="256" w:lineRule="auto"/>
-        <w:rPr>
-          <w:lang w:val="ru-RU"/>
-        </w:rPr>
-      </w:pPr>
-    </w:p>
-    <w:p>
-      <w:pPr>
-        <w:widowControl/>
-        <w:autoSpaceDE/>
-        <w:autoSpaceDN w:val="0"/>
-        <w:spacing w:after="160" w:line="256" w:lineRule="auto"/>
-        <w:rPr>
-          <w:lang w:val="ru-RU"/>
-        </w:rPr>
-      </w:pPr>
-    </w:p>
-    <w:p>
-      <w:pPr>
-        <w:widowControl/>
-        <w:autoSpaceDE/>
-        <w:autoSpaceDN w:val="0"/>
-        <w:spacing w:after="160" w:line="256" w:lineRule="auto"/>
-        <w:rPr>
-          <w:lang w:val="ru-RU"/>
-        </w:rPr>
-      </w:pPr>
-    </w:p>
-    <w:p>
-      <w:pPr>
-        <w:widowControl/>
-        <w:autoSpaceDE/>
-        <w:autoSpaceDN w:val="0"/>
-        <w:spacing w:after="160" w:line="256" w:lineRule="auto"/>
-        <w:rPr>
-          <w:lang w:val="ru-RU"/>
-        </w:rPr>
-      </w:pPr>
-    </w:p>
-    <w:p>
-      <w:pPr>
-        <w:widowControl/>
-        <w:autoSpaceDE/>
-        <w:autoSpaceDN w:val="0"/>
-        <w:spacing w:after="160" w:line="256" w:lineRule="auto"/>
-        <w:rPr>
-          <w:lang w:val="ru-RU"/>
-        </w:rPr>
-      </w:pPr>
-    </w:p>
-    <w:p>
-      <w:pPr>
-        <w:widowControl/>
-        <w:autoSpaceDE/>
-        <w:autoSpaceDN w:val="0"/>
-        <w:spacing w:after="160" w:line="256" w:lineRule="auto"/>
-        <w:rPr>
-          <w:lang w:val="ru-RU"/>
-        </w:rPr>
-      </w:pPr>
-    </w:p>
-    <w:p>
-      <w:pPr>
-        <w:widowControl/>
-        <w:autoSpaceDE/>
-        <w:autoSpaceDN w:val="0"/>
-        <w:spacing w:after="160" w:line="256" w:lineRule="auto"/>
-        <w:rPr>
-          <w:lang w:val="ru-RU"/>
-        </w:rPr>
-      </w:pPr>
-    </w:p>
-    <w:p>
-      <w:pPr>
-        <w:widowControl/>
-        <w:autoSpaceDE/>
-        <w:autoSpaceDN w:val="0"/>
-        <w:spacing w:after="160" w:line="256" w:lineRule="auto"/>
-        <w:rPr>
-          <w:lang w:val="ru-RU"/>
-        </w:rPr>
-      </w:pPr>
-    </w:p>
-    <w:p>
-      <w:pPr>
-        <w:widowControl/>
-        <w:autoSpaceDE/>
-        <w:autoSpaceDN w:val="0"/>
-        <w:spacing w:after="160" w:line="256" w:lineRule="auto"/>
-        <w:rPr>
-          <w:lang w:val="ru-RU"/>
-        </w:rPr>
-      </w:pPr>
-    </w:p>
-    <w:p>
-      <w:pPr>
-        <w:widowControl/>
-        <w:autoSpaceDE/>
-        <w:autoSpaceDN w:val="0"/>
-        <w:spacing w:after="160" w:line="256" w:lineRule="auto"/>
-        <w:rPr>
-          <w:lang w:val="ru-RU"/>
-        </w:rPr>
-      </w:pPr>
-      <w:r>
-        <w:rPr>
-          <w:b/>
-          <w:bCs/>
-        </w:rPr>
-        <w:t>P</w:t>
-      </w:r>
-      <w:r>
-        <w:rPr>
-          <w:b/>
-          <w:bCs/>
-          <w:lang w:val="ru-RU"/>
-        </w:rPr>
-        <w:t>.</w:t>
-      </w:r>
-      <w:r>
-        <w:rPr>
-          <w:b/>
-          <w:bCs/>
-        </w:rPr>
-        <w:t>S</w:t>
-      </w:r>
-      <w:r>
-        <w:rPr>
-          <w:b/>
-          <w:bCs/>
-          <w:lang w:val="ru-RU"/>
-        </w:rPr>
-        <w:t>.</w:t>
-      </w:r>
-      <w:r>
-        <w:rPr>
-          <w:lang w:val="ru-RU"/>
-        </w:rPr>
-        <w:t xml:space="preserve"> Спасибо за прочтение этого проекта. Для меня эта работа была воодушевляющей. Надеюсь, для вас это маленькое путешествие в мир нейросетей было таким же увлекательным.</w:t>
-      </w:r>
-    </w:p>
-    <w:p>
-      <w:pPr>
-        <w:widowControl/>
-        <w:autoSpaceDE/>
-        <w:autoSpaceDN w:val="0"/>
-        <w:spacing w:after="160" w:line="256" w:lineRule="auto"/>
-        <w:jc w:val="center"/>
-        <w:rPr>
-          <w:b/>
-          <w:bCs/>
+        <w:spacing w:after="160" w:line="259" w:lineRule="auto"/>
+        <w:jc w:val="both"/>
+        <w:rPr>
           <w:sz w:val="32"/>
           <w:szCs w:val="32"/>
+          <w:lang w:val="ru-RU"/>
+        </w:rPr>
+      </w:pPr>
+    </w:p>
+    <w:p>
+      <w:pPr>
+        <w:widowControl/>
+        <w:autoSpaceDE/>
+        <w:autoSpaceDN w:val="0"/>
+        <w:spacing w:after="160" w:line="256" w:lineRule="auto"/>
+        <w:jc w:val="center"/>
+        <w:rPr>
+          <w:sz w:val="32"/>
+          <w:szCs w:val="32"/>
+          <w:lang w:val="ru-RU"/>
+        </w:rPr>
+      </w:pPr>
+    </w:p>
+    <w:p>
+      <w:pPr>
+        <w:widowControl/>
+        <w:autoSpaceDE/>
+        <w:autoSpaceDN w:val="0"/>
+        <w:spacing w:after="160" w:line="256" w:lineRule="auto"/>
+        <w:jc w:val="center"/>
+        <w:rPr>
+          <w:b/>
+          <w:bCs/>
+          <w:sz w:val="32"/>
+          <w:szCs w:val="32"/>
+          <w:lang w:val="ru-RU"/>
+        </w:rPr>
+      </w:pPr>
+      <w:r>
+        <w:rPr>
+          <w:b/>
+          <w:bCs/>
+          <w:sz w:val="32"/>
+          <w:szCs w:val="32"/>
+          <w:lang w:val="ru-RU"/>
+        </w:rPr>
+        <w:t xml:space="preserve">Глава </w:t>
+      </w:r>
+      <w:r>
+        <w:rPr>
+          <w:b/>
+          <w:bCs/>
+          <w:sz w:val="32"/>
+          <w:szCs w:val="32"/>
+          <w:lang w:val="ru-RU"/>
+        </w:rPr>
+        <w:t>10</w:t>
+      </w:r>
+      <w:r>
+        <w:rPr>
+          <w:b/>
+          <w:bCs/>
+          <w:sz w:val="32"/>
+          <w:szCs w:val="32"/>
+          <w:lang w:val="ru-RU"/>
+        </w:rPr>
+        <w:t xml:space="preserve"> – </w:t>
+      </w:r>
+      <w:r>
+        <w:rPr>
+          <w:b/>
+          <w:bCs/>
+          <w:sz w:val="32"/>
+          <w:szCs w:val="32"/>
+          <w:lang w:val="ru-RU"/>
+        </w:rPr>
+        <w:t>Заключение</w:t>
+      </w:r>
+    </w:p>
+    <w:p>
+      <w:pPr>
+        <w:widowControl/>
+        <w:autoSpaceDE/>
+        <w:autoSpaceDN w:val="0"/>
+        <w:spacing w:after="160" w:line="256" w:lineRule="auto"/>
+        <w:jc w:val="center"/>
+        <w:rPr>
+          <w:b/>
+          <w:bCs/>
+          <w:sz w:val="32"/>
+          <w:szCs w:val="32"/>
+          <w:lang w:val="ru-RU"/>
+        </w:rPr>
+      </w:pPr>
+    </w:p>
+    <w:p>
+      <w:pPr>
+        <w:widowControl/>
+        <w:autoSpaceDE/>
+        <w:autoSpaceDN w:val="0"/>
+        <w:spacing w:after="160" w:line="256" w:lineRule="auto"/>
+        <w:rPr>
+          <w:lang w:val="ru-RU"/>
+        </w:rPr>
+      </w:pPr>
+      <w:r>
+        <w:rPr>
+          <w:lang w:val="ru-RU"/>
+        </w:rPr>
+        <w:t xml:space="preserve">В заключение хочу сказать, что нейросети - инструмент с огромным потенциалом. Их способность к самообучению поражает и пугает до мурашек костей, но так же и завораживает, вынуждая думать о неумолимом приближении революционного </w:t>
+      </w:r>
+      <w:r>
+        <w:rPr>
+          <w:lang w:val="ru-RU"/>
+        </w:rPr>
+        <w:t>будущего</w:t>
+      </w:r>
+      <w:r>
+        <w:rPr>
+          <w:lang w:val="ru-RU"/>
+        </w:rPr>
+        <w:t>.</w:t>
+      </w:r>
+    </w:p>
+    <w:p>
+      <w:pPr>
+        <w:widowControl/>
+        <w:autoSpaceDE/>
+        <w:autoSpaceDN w:val="0"/>
+        <w:spacing w:after="160" w:line="256" w:lineRule="auto"/>
+        <w:rPr>
+          <w:lang w:val="ru-RU"/>
+        </w:rPr>
+      </w:pPr>
+    </w:p>
+    <w:p>
+      <w:pPr>
+        <w:widowControl/>
+        <w:autoSpaceDE/>
+        <w:autoSpaceDN w:val="0"/>
+        <w:spacing w:after="160" w:line="256" w:lineRule="auto"/>
+        <w:rPr>
+          <w:lang w:val="ru-RU"/>
+        </w:rPr>
+      </w:pPr>
+      <w:r>
+        <w:rPr>
+          <w:lang w:val="ru-RU"/>
+        </w:rPr>
+        <w:t xml:space="preserve">Несомненно, нейросети уже сегодня меняют мир. Они позволяют создавать удивительные вещи, с которыми раньше мы могли только мечтать. Распознавание речи и образов, перевод текстов, генерация творческого контента — все это стало реальностью благодаря </w:t>
+      </w:r>
+      <w:proofErr w:type="spellStart"/>
+      <w:r>
+        <w:rPr>
+          <w:lang w:val="ru-RU"/>
+        </w:rPr>
+        <w:t>нейросетевым</w:t>
+      </w:r>
+      <w:proofErr w:type="spellEnd"/>
+      <w:r>
+        <w:rPr>
+          <w:lang w:val="ru-RU"/>
+        </w:rPr>
+        <w:t xml:space="preserve"> технологиям.</w:t>
+      </w:r>
+    </w:p>
+    <w:p>
+      <w:pPr>
+        <w:widowControl/>
+        <w:autoSpaceDE/>
+        <w:autoSpaceDN w:val="0"/>
+        <w:spacing w:after="160" w:line="256" w:lineRule="auto"/>
+        <w:rPr>
+          <w:lang w:val="ru-RU"/>
+        </w:rPr>
+      </w:pPr>
+      <w:r>
+        <w:rPr>
+          <w:lang w:val="ru-RU"/>
+        </w:rPr>
+        <w:t>Но важно помнить, что нейросети - это всего лишь инструмент, и его применение зависит от наших намерений и отве</w:t>
+      </w:r>
+      <w:r>
+        <w:rPr>
+          <w:lang w:val="ru-RU"/>
+        </w:rPr>
+        <w:t>т</w:t>
+      </w:r>
+      <w:r>
+        <w:rPr>
+          <w:lang w:val="ru-RU"/>
+        </w:rPr>
+        <w:t xml:space="preserve">ственности. Мы должны помнить о проблемах, связанных с нейросетями, и о том, как они могут быть использованы в негативных целях. </w:t>
+      </w:r>
+    </w:p>
+    <w:p>
+      <w:pPr>
+        <w:widowControl/>
+        <w:autoSpaceDE/>
+        <w:autoSpaceDN w:val="0"/>
+        <w:spacing w:after="160" w:line="256" w:lineRule="auto"/>
+        <w:rPr>
+          <w:lang w:val="ru-RU"/>
+        </w:rPr>
+      </w:pPr>
+    </w:p>
+    <w:p>
+      <w:pPr>
+        <w:widowControl/>
+        <w:autoSpaceDE/>
+        <w:autoSpaceDN w:val="0"/>
+        <w:spacing w:after="160" w:line="256" w:lineRule="auto"/>
+        <w:rPr>
+          <w:lang w:val="ru-RU"/>
+        </w:rPr>
+      </w:pPr>
+      <w:r>
+        <w:rPr>
+          <w:lang w:val="ru-RU"/>
+        </w:rPr>
+        <w:t xml:space="preserve">В образовании нейросети имеют огромный потенциал. Они могут превратить обучение в более индивидуализированный и эффективный процесс, помочь учителям в подготовке уроков и оценке знаний учеников. </w:t>
+      </w:r>
+    </w:p>
+    <w:p>
+      <w:pPr>
+        <w:widowControl/>
+        <w:autoSpaceDE/>
+        <w:autoSpaceDN w:val="0"/>
+        <w:spacing w:after="160" w:line="256" w:lineRule="auto"/>
+        <w:rPr>
+          <w:lang w:val="ru-RU"/>
+        </w:rPr>
+      </w:pPr>
+      <w:r>
+        <w:rPr>
+          <w:lang w:val="ru-RU"/>
+        </w:rPr>
+        <w:t>Однако важно не забывать о человеческом факторе. Нейросети — это не замена учителя, а инструмент, который должен помогать ему в работе. Цель образования — не только передача знаний, но и формирование личности, развитие критического мышления и творческих способностей. И в этом нейросети не могут заменить человека.</w:t>
+      </w:r>
+    </w:p>
+    <w:p>
+      <w:pPr>
+        <w:widowControl/>
+        <w:autoSpaceDE/>
+        <w:autoSpaceDN w:val="0"/>
+        <w:spacing w:after="160" w:line="256" w:lineRule="auto"/>
+        <w:rPr>
+          <w:lang w:val="ru-RU"/>
+        </w:rPr>
+      </w:pPr>
+    </w:p>
+    <w:p>
+      <w:pPr>
+        <w:widowControl/>
+        <w:autoSpaceDE/>
+        <w:autoSpaceDN w:val="0"/>
+        <w:spacing w:after="160" w:line="256" w:lineRule="auto"/>
+        <w:rPr>
+          <w:lang w:val="ru-RU"/>
+        </w:rPr>
+      </w:pPr>
+      <w:r>
+        <w:rPr>
+          <w:lang w:val="ru-RU"/>
+        </w:rPr>
+        <w:t>Подытоживая, нейросети — это мощный инструмент, который может как помочь, так и навредить. От нас зависит, как мы будем использовать этот инструмент и как мы будем строить будущее с учетом его потенциала.</w:t>
+      </w:r>
+    </w:p>
+    <w:p>
+      <w:pPr>
+        <w:widowControl/>
+        <w:autoSpaceDE/>
+        <w:autoSpaceDN w:val="0"/>
+        <w:spacing w:after="160" w:line="256" w:lineRule="auto"/>
+        <w:rPr>
+          <w:lang w:val="ru-RU"/>
+        </w:rPr>
+      </w:pPr>
+    </w:p>
+    <w:p>
+      <w:pPr>
+        <w:widowControl/>
+        <w:autoSpaceDE/>
+        <w:autoSpaceDN w:val="0"/>
+        <w:spacing w:after="160" w:line="256" w:lineRule="auto"/>
+        <w:rPr>
+          <w:lang w:val="ru-RU"/>
+        </w:rPr>
+      </w:pPr>
+    </w:p>
+    <w:p>
+      <w:pPr>
+        <w:widowControl/>
+        <w:autoSpaceDE/>
+        <w:autoSpaceDN w:val="0"/>
+        <w:spacing w:after="160" w:line="256" w:lineRule="auto"/>
+        <w:rPr>
+          <w:lang w:val="ru-RU"/>
+        </w:rPr>
+      </w:pPr>
+    </w:p>
+    <w:p>
+      <w:pPr>
+        <w:widowControl/>
+        <w:autoSpaceDE/>
+        <w:autoSpaceDN w:val="0"/>
+        <w:spacing w:after="160" w:line="256" w:lineRule="auto"/>
+        <w:rPr>
+          <w:b/>
+          <w:bCs/>
+        </w:rPr>
+      </w:pPr>
+    </w:p>
+    <w:p>
+      <w:pPr>
+        <w:widowControl/>
+        <w:autoSpaceDE/>
+        <w:autoSpaceDN w:val="0"/>
+        <w:spacing w:after="160" w:line="256" w:lineRule="auto"/>
+        <w:rPr>
+          <w:b/>
+          <w:bCs/>
+        </w:rPr>
+      </w:pPr>
+    </w:p>
+    <w:p>
+      <w:pPr>
+        <w:widowControl/>
+        <w:autoSpaceDE/>
+        <w:autoSpaceDN w:val="0"/>
+        <w:spacing w:after="160" w:line="256" w:lineRule="auto"/>
+        <w:rPr>
+          <w:b/>
+          <w:bCs/>
+        </w:rPr>
+      </w:pPr>
+    </w:p>
+    <w:p>
+      <w:pPr>
+        <w:widowControl/>
+        <w:autoSpaceDE/>
+        <w:autoSpaceDN w:val="0"/>
+        <w:spacing w:after="160" w:line="256" w:lineRule="auto"/>
+        <w:rPr>
+          <w:lang w:val="ru-RU"/>
+        </w:rPr>
+      </w:pPr>
+      <w:r>
+        <w:rPr>
+          <w:b/>
+          <w:bCs/>
+        </w:rPr>
+        <w:t>P</w:t>
+      </w:r>
+      <w:r>
+        <w:rPr>
+          <w:b/>
+          <w:bCs/>
+          <w:lang w:val="ru-RU"/>
+        </w:rPr>
+        <w:t>.</w:t>
+      </w:r>
+      <w:r>
+        <w:rPr>
+          <w:b/>
+          <w:bCs/>
+        </w:rPr>
+        <w:t>S</w:t>
+      </w:r>
+      <w:r>
+        <w:rPr>
+          <w:b/>
+          <w:bCs/>
+          <w:lang w:val="ru-RU"/>
+        </w:rPr>
+        <w:t>.</w:t>
+      </w:r>
+      <w:r>
+        <w:rPr>
+          <w:lang w:val="ru-RU"/>
+        </w:rPr>
+        <w:t xml:space="preserve"> Спасибо за прочтение этого проекта. Для меня эта работа была воодушевляющей. Надеюсь, для вас это маленькое путешествие в мир нейросетей было таким же увлекательным.</w:t>
+      </w:r>
+    </w:p>
+    <w:p>
+      <w:pPr>
+        <w:widowControl/>
+        <w:autoSpaceDE/>
+        <w:autoSpaceDN w:val="0"/>
+        <w:spacing w:after="160" w:line="256" w:lineRule="auto"/>
+        <w:jc w:val="center"/>
+        <w:rPr>
           <w:lang w:val="ru-RU"/>
         </w:rPr>
       </w:pPr>
